--- a/Science_Teesside/Teaching_Packs/BUILD/resources/BUILD_Science_Autumn1_W3_Cards_and_Labels.docx
+++ b/Science_Teesside/Teaching_Packs/BUILD/resources/BUILD_Science_Autumn1_W3_Cards_and_Labels.docx
@@ -5,8 +5,15 @@
     <w:p>
       <w:pPr>
         <w:pStyle w:val="Kicker"/>
+        <w:pBdr>
+          <w:left w:val="single" w:sz="20" w:color="28685E" w:space="7"/>
+        </w:pBdr>
+        <w:ind w:left="140"/>
       </w:pPr>
       <w:r>
+        <w:rPr>
+          <w:rFonts w:ascii="Arial" w:hAnsi="Arial"/>
+        </w:rPr>
         <w:t>PRINTABLE CARDS / WEEK 3</w:t>
       </w:r>
     </w:p>
@@ -15,6 +22,12 @@
         <w:pStyle w:val="Title"/>
       </w:pPr>
       <w:r>
+        <w:rPr>
+          <w:rFonts w:ascii="Arial" w:hAnsi="Arial"/>
+          <w:b/>
+          <w:color w:val="152B3A"/>
+          <w:sz w:val="48"/>
+        </w:rPr>
         <w:t>Eight animal labels</w:t>
       </w:r>
     </w:p>
@@ -23,11 +36,19 @@
         <w:pStyle w:val="Subtitle"/>
       </w:pPr>
       <w:r>
+        <w:rPr>
+          <w:rFonts w:ascii="Arial" w:hAnsi="Arial"/>
+          <w:i w:val="0"/>
+          <w:sz w:val="22"/>
+        </w:rPr>
         <w:t>Cut along the table lines, or point to a card without cutting.</w:t>
       </w:r>
     </w:p>
     <w:p>
       <w:r>
+        <w:rPr>
+          <w:rFonts w:ascii="Arial" w:hAnsi="Arial"/>
+        </w:rPr>
         <w:t>Adult may cut the labels or pupils may point/direct. Use body evidence before classifying; do not collect or touch real animals.</w:t>
       </w:r>
     </w:p>
@@ -39,18 +60,18 @@
         <w:tblW w:w="9866" w:type="dxa"/>
         <w:tblInd w:w="120" w:type="dxa"/>
         <w:tblCellMar>
-          <w:top w:w="100" w:type="dxa"/>
-          <w:left w:w="100" w:type="dxa"/>
-          <w:bottom w:w="100" w:type="dxa"/>
-          <w:right w:w="100" w:type="dxa"/>
+          <w:top w:w="95" w:type="dxa"/>
+          <w:left w:w="120" w:type="dxa"/>
+          <w:bottom w:w="95" w:type="dxa"/>
+          <w:right w:w="120" w:type="dxa"/>
         </w:tblCellMar>
         <w:tblBorders>
-          <w:top w:val="single" w:sz="4" w:color="ACBBB7"/>
-          <w:left w:val="single" w:sz="4" w:color="ACBBB7"/>
-          <w:bottom w:val="single" w:sz="4" w:color="ACBBB7"/>
-          <w:right w:val="single" w:sz="4" w:color="ACBBB7"/>
-          <w:insideH w:val="single" w:sz="4" w:color="ACBBB7"/>
-          <w:insideV w:val="single" w:sz="4" w:color="ACBBB7"/>
+          <w:top w:val="dashed" w:sz="6" w:color="9DB9AC"/>
+          <w:left w:val="dashed" w:sz="6" w:color="9DB9AC"/>
+          <w:bottom w:val="dashed" w:sz="6" w:color="9DB9AC"/>
+          <w:right w:val="dashed" w:sz="6" w:color="9DB9AC"/>
+          <w:insideH w:val="dashed" w:sz="6" w:color="9DB9AC"/>
+          <w:insideV w:val="dashed" w:sz="6" w:color="9DB9AC"/>
         </w:tblBorders>
       </w:tblPr>
       <w:tblGrid>
@@ -66,16 +87,17 @@
           <w:tcPr>
             <w:vAlign w:val="center"/>
             <w:tcW w:w="4933" w:type="dxa"/>
-            <w:shd w:fill="F7F4EC"/>
+            <w:shd w:fill="DCE7DD" w:val="clear"/>
           </w:tcPr>
           <w:p>
             <w:pPr>
-              <w:spacing w:after="20" w:before="20"/>
+              <w:spacing w:after="20" w:before="20" w:line="250" w:lineRule="auto"/>
             </w:pPr>
             <w:r>
               <w:rPr>
+                <w:rFonts w:ascii="Arial" w:hAnsi="Arial"/>
                 <w:b/>
-                <w:color w:val="173348"/>
+                <w:color w:val="28685E"/>
                 <w:sz w:val="22"/>
               </w:rPr>
               <w:t>Card</w:t>
@@ -86,16 +108,17 @@
           <w:tcPr>
             <w:vAlign w:val="center"/>
             <w:tcW w:w="4933" w:type="dxa"/>
-            <w:shd w:fill="F7F4EC"/>
+            <w:shd w:fill="DCE7DD" w:val="clear"/>
           </w:tcPr>
           <w:p>
             <w:pPr>
-              <w:spacing w:after="20" w:before="20"/>
+              <w:spacing w:after="20" w:before="20" w:line="250" w:lineRule="auto"/>
             </w:pPr>
             <w:r>
               <w:rPr>
+                <w:rFonts w:ascii="Arial" w:hAnsi="Arial"/>
                 <w:b/>
-                <w:color w:val="173348"/>
+                <w:color w:val="28685E"/>
                 <w:sz w:val="22"/>
               </w:rPr>
               <w:t>Card</w:t>
@@ -112,13 +135,25 @@
           <w:tcPr>
             <w:vAlign w:val="center"/>
             <w:tcW w:w="4933" w:type="dxa"/>
+            <w:shd w:fill="FFFFFF" w:val="clear"/>
           </w:tcPr>
           <w:p>
-            <w:r/>
+            <w:pPr>
+              <w:spacing w:line="250" w:lineRule="auto" w:before="20" w:after="20"/>
+            </w:pPr>
             <w:r>
               <w:rPr>
+                <w:rFonts w:ascii="Arial" w:hAnsi="Arial"/>
                 <w:b/>
-                <w:color w:val="173348"/>
+                <w:color w:val="28685E"/>
+                <w:sz w:val="32"/>
+              </w:rPr>
+            </w:r>
+            <w:r>
+              <w:rPr>
+                <w:rFonts w:ascii="Arial" w:hAnsi="Arial"/>
+                <w:b/>
+                <w:color w:val="28685E"/>
                 <w:sz w:val="32"/>
               </w:rPr>
               <w:t>Fish</w:t>
@@ -129,13 +164,25 @@
           <w:tcPr>
             <w:vAlign w:val="center"/>
             <w:tcW w:w="4933" w:type="dxa"/>
+            <w:shd w:fill="FFFFFF" w:val="clear"/>
           </w:tcPr>
           <w:p>
-            <w:r/>
+            <w:pPr>
+              <w:spacing w:line="250" w:lineRule="auto" w:before="20" w:after="20"/>
+            </w:pPr>
             <w:r>
               <w:rPr>
+                <w:rFonts w:ascii="Arial" w:hAnsi="Arial"/>
                 <w:b/>
-                <w:color w:val="173348"/>
+                <w:color w:val="28685E"/>
+                <w:sz w:val="32"/>
+              </w:rPr>
+            </w:r>
+            <w:r>
+              <w:rPr>
+                <w:rFonts w:ascii="Arial" w:hAnsi="Arial"/>
+                <w:b/>
+                <w:color w:val="28685E"/>
                 <w:sz w:val="32"/>
               </w:rPr>
               <w:t>Bird</w:t>
@@ -152,13 +199,25 @@
           <w:tcPr>
             <w:vAlign w:val="center"/>
             <w:tcW w:w="4933" w:type="dxa"/>
+            <w:shd w:fill="FFFFFF" w:val="clear"/>
           </w:tcPr>
           <w:p>
-            <w:r/>
+            <w:pPr>
+              <w:spacing w:line="250" w:lineRule="auto" w:before="20" w:after="20"/>
+            </w:pPr>
             <w:r>
               <w:rPr>
+                <w:rFonts w:ascii="Arial" w:hAnsi="Arial"/>
                 <w:b/>
-                <w:color w:val="173348"/>
+                <w:color w:val="28685E"/>
+                <w:sz w:val="32"/>
+              </w:rPr>
+            </w:r>
+            <w:r>
+              <w:rPr>
+                <w:rFonts w:ascii="Arial" w:hAnsi="Arial"/>
+                <w:b/>
+                <w:color w:val="28685E"/>
                 <w:sz w:val="32"/>
               </w:rPr>
               <w:t>Frog</w:t>
@@ -169,13 +228,25 @@
           <w:tcPr>
             <w:vAlign w:val="center"/>
             <w:tcW w:w="4933" w:type="dxa"/>
+            <w:shd w:fill="FFFFFF" w:val="clear"/>
           </w:tcPr>
           <w:p>
-            <w:r/>
+            <w:pPr>
+              <w:spacing w:line="250" w:lineRule="auto" w:before="20" w:after="20"/>
+            </w:pPr>
             <w:r>
               <w:rPr>
+                <w:rFonts w:ascii="Arial" w:hAnsi="Arial"/>
                 <w:b/>
-                <w:color w:val="173348"/>
+                <w:color w:val="28685E"/>
+                <w:sz w:val="32"/>
+              </w:rPr>
+            </w:r>
+            <w:r>
+              <w:rPr>
+                <w:rFonts w:ascii="Arial" w:hAnsi="Arial"/>
+                <w:b/>
+                <w:color w:val="28685E"/>
                 <w:sz w:val="32"/>
               </w:rPr>
               <w:t>Lizard</w:t>
@@ -192,13 +263,25 @@
           <w:tcPr>
             <w:vAlign w:val="center"/>
             <w:tcW w:w="4933" w:type="dxa"/>
+            <w:shd w:fill="FFFFFF" w:val="clear"/>
           </w:tcPr>
           <w:p>
-            <w:r/>
+            <w:pPr>
+              <w:spacing w:line="250" w:lineRule="auto" w:before="20" w:after="20"/>
+            </w:pPr>
             <w:r>
               <w:rPr>
+                <w:rFonts w:ascii="Arial" w:hAnsi="Arial"/>
                 <w:b/>
-                <w:color w:val="173348"/>
+                <w:color w:val="28685E"/>
+                <w:sz w:val="32"/>
+              </w:rPr>
+            </w:r>
+            <w:r>
+              <w:rPr>
+                <w:rFonts w:ascii="Arial" w:hAnsi="Arial"/>
+                <w:b/>
+                <w:color w:val="28685E"/>
                 <w:sz w:val="32"/>
               </w:rPr>
               <w:t>Mouse</w:t>
@@ -209,13 +292,25 @@
           <w:tcPr>
             <w:vAlign w:val="center"/>
             <w:tcW w:w="4933" w:type="dxa"/>
+            <w:shd w:fill="FFFFFF" w:val="clear"/>
           </w:tcPr>
           <w:p>
-            <w:r/>
+            <w:pPr>
+              <w:spacing w:line="250" w:lineRule="auto" w:before="20" w:after="20"/>
+            </w:pPr>
             <w:r>
               <w:rPr>
+                <w:rFonts w:ascii="Arial" w:hAnsi="Arial"/>
                 <w:b/>
-                <w:color w:val="173348"/>
+                <w:color w:val="28685E"/>
+                <w:sz w:val="32"/>
+              </w:rPr>
+            </w:r>
+            <w:r>
+              <w:rPr>
+                <w:rFonts w:ascii="Arial" w:hAnsi="Arial"/>
+                <w:b/>
+                <w:color w:val="28685E"/>
                 <w:sz w:val="32"/>
               </w:rPr>
               <w:t>Snail</w:t>
@@ -232,13 +327,25 @@
           <w:tcPr>
             <w:vAlign w:val="center"/>
             <w:tcW w:w="4933" w:type="dxa"/>
+            <w:shd w:fill="FFFFFF" w:val="clear"/>
           </w:tcPr>
           <w:p>
-            <w:r/>
+            <w:pPr>
+              <w:spacing w:line="250" w:lineRule="auto" w:before="20" w:after="20"/>
+            </w:pPr>
             <w:r>
               <w:rPr>
+                <w:rFonts w:ascii="Arial" w:hAnsi="Arial"/>
                 <w:b/>
-                <w:color w:val="173348"/>
+                <w:color w:val="28685E"/>
+                <w:sz w:val="32"/>
+              </w:rPr>
+            </w:r>
+            <w:r>
+              <w:rPr>
+                <w:rFonts w:ascii="Arial" w:hAnsi="Arial"/>
+                <w:b/>
+                <w:color w:val="28685E"/>
                 <w:sz w:val="32"/>
               </w:rPr>
               <w:t>Crab</w:t>
@@ -249,13 +356,25 @@
           <w:tcPr>
             <w:vAlign w:val="center"/>
             <w:tcW w:w="4933" w:type="dxa"/>
+            <w:shd w:fill="FFFFFF" w:val="clear"/>
           </w:tcPr>
           <w:p>
-            <w:r/>
+            <w:pPr>
+              <w:spacing w:line="250" w:lineRule="auto" w:before="20" w:after="20"/>
+            </w:pPr>
             <w:r>
               <w:rPr>
+                <w:rFonts w:ascii="Arial" w:hAnsi="Arial"/>
                 <w:b/>
-                <w:color w:val="173348"/>
+                <w:color w:val="28685E"/>
+                <w:sz w:val="32"/>
+              </w:rPr>
+            </w:r>
+            <w:r>
+              <w:rPr>
+                <w:rFonts w:ascii="Arial" w:hAnsi="Arial"/>
+                <w:b/>
+                <w:color w:val="28685E"/>
                 <w:sz w:val="32"/>
               </w:rPr>
               <w:t>Earthworm</w:t>
@@ -269,6 +388,9 @@
         <w:pStyle w:val="Small"/>
       </w:pPr>
       <w:r>
+        <w:rPr>
+          <w:rFonts w:ascii="Arial" w:hAnsi="Arial"/>
+        </w:rPr>
         <w:t>Print only the sets you need. Adult preparation is an alternative to pupil cutting. These are original teaching labels and simplified models.</w:t>
       </w:r>
     </w:p>
@@ -276,8 +398,15 @@
       <w:pPr>
         <w:pStyle w:val="Kicker"/>
         <w:pageBreakBefore/>
+        <w:pBdr>
+          <w:left w:val="single" w:sz="20" w:color="28685E" w:space="7"/>
+        </w:pBdr>
+        <w:ind w:left="140"/>
       </w:pPr>
       <w:r>
+        <w:rPr>
+          <w:rFonts w:ascii="Arial" w:hAnsi="Arial"/>
+        </w:rPr>
         <w:t>PRINTABLE CARDS / WEEK 3</w:t>
       </w:r>
     </w:p>
@@ -286,6 +415,12 @@
         <w:pStyle w:val="Title"/>
       </w:pPr>
       <w:r>
+        <w:rPr>
+          <w:rFonts w:ascii="Arial" w:hAnsi="Arial"/>
+          <w:b/>
+          <w:color w:val="152B3A"/>
+          <w:sz w:val="48"/>
+        </w:rPr>
         <w:t>Animal classification headings</w:t>
       </w:r>
     </w:p>
@@ -294,11 +429,19 @@
         <w:pStyle w:val="Subtitle"/>
       </w:pPr>
       <w:r>
+        <w:rPr>
+          <w:rFonts w:ascii="Arial" w:hAnsi="Arial"/>
+          <w:i w:val="0"/>
+          <w:sz w:val="22"/>
+        </w:rPr>
         <w:t>Cut along the table lines, or point to a card without cutting.</w:t>
       </w:r>
     </w:p>
     <w:p>
       <w:r>
+        <w:rPr>
+          <w:rFonts w:ascii="Arial" w:hAnsi="Arial"/>
+        </w:rPr>
         <w:t>Place above two paper sorting areas. Match by presence or absence of an internal backbone.</w:t>
       </w:r>
     </w:p>
@@ -310,18 +453,18 @@
         <w:tblW w:w="9866" w:type="dxa"/>
         <w:tblInd w:w="120" w:type="dxa"/>
         <w:tblCellMar>
-          <w:top w:w="100" w:type="dxa"/>
-          <w:left w:w="100" w:type="dxa"/>
-          <w:bottom w:w="100" w:type="dxa"/>
-          <w:right w:w="100" w:type="dxa"/>
+          <w:top w:w="95" w:type="dxa"/>
+          <w:left w:w="120" w:type="dxa"/>
+          <w:bottom w:w="95" w:type="dxa"/>
+          <w:right w:w="120" w:type="dxa"/>
         </w:tblCellMar>
         <w:tblBorders>
-          <w:top w:val="single" w:sz="4" w:color="ACBBB7"/>
-          <w:left w:val="single" w:sz="4" w:color="ACBBB7"/>
-          <w:bottom w:val="single" w:sz="4" w:color="ACBBB7"/>
-          <w:right w:val="single" w:sz="4" w:color="ACBBB7"/>
-          <w:insideH w:val="single" w:sz="4" w:color="ACBBB7"/>
-          <w:insideV w:val="single" w:sz="4" w:color="ACBBB7"/>
+          <w:top w:val="dashed" w:sz="6" w:color="9DB9AC"/>
+          <w:left w:val="dashed" w:sz="6" w:color="9DB9AC"/>
+          <w:bottom w:val="dashed" w:sz="6" w:color="9DB9AC"/>
+          <w:right w:val="dashed" w:sz="6" w:color="9DB9AC"/>
+          <w:insideH w:val="dashed" w:sz="6" w:color="9DB9AC"/>
+          <w:insideV w:val="dashed" w:sz="6" w:color="9DB9AC"/>
         </w:tblBorders>
       </w:tblPr>
       <w:tblGrid>
@@ -337,16 +480,17 @@
           <w:tcPr>
             <w:vAlign w:val="center"/>
             <w:tcW w:w="4933" w:type="dxa"/>
-            <w:shd w:fill="F7F4EC"/>
+            <w:shd w:fill="DCE7DD" w:val="clear"/>
           </w:tcPr>
           <w:p>
             <w:pPr>
-              <w:spacing w:after="20" w:before="20"/>
+              <w:spacing w:after="20" w:before="20" w:line="250" w:lineRule="auto"/>
             </w:pPr>
             <w:r>
               <w:rPr>
+                <w:rFonts w:ascii="Arial" w:hAnsi="Arial"/>
                 <w:b/>
-                <w:color w:val="173348"/>
+                <w:color w:val="28685E"/>
                 <w:sz w:val="22"/>
               </w:rPr>
               <w:t>Card</w:t>
@@ -357,16 +501,17 @@
           <w:tcPr>
             <w:vAlign w:val="center"/>
             <w:tcW w:w="4933" w:type="dxa"/>
-            <w:shd w:fill="F7F4EC"/>
+            <w:shd w:fill="DCE7DD" w:val="clear"/>
           </w:tcPr>
           <w:p>
             <w:pPr>
-              <w:spacing w:after="20" w:before="20"/>
+              <w:spacing w:after="20" w:before="20" w:line="250" w:lineRule="auto"/>
             </w:pPr>
             <w:r>
               <w:rPr>
+                <w:rFonts w:ascii="Arial" w:hAnsi="Arial"/>
                 <w:b/>
-                <w:color w:val="173348"/>
+                <w:color w:val="28685E"/>
                 <w:sz w:val="22"/>
               </w:rPr>
               <w:t>Card</w:t>
@@ -383,13 +528,25 @@
           <w:tcPr>
             <w:vAlign w:val="center"/>
             <w:tcW w:w="4933" w:type="dxa"/>
+            <w:shd w:fill="FFFFFF" w:val="clear"/>
           </w:tcPr>
           <w:p>
-            <w:r/>
+            <w:pPr>
+              <w:spacing w:line="250" w:lineRule="auto" w:before="20" w:after="20"/>
+            </w:pPr>
             <w:r>
               <w:rPr>
+                <w:rFonts w:ascii="Arial" w:hAnsi="Arial"/>
                 <w:b/>
-                <w:color w:val="173348"/>
+                <w:color w:val="28685E"/>
+                <w:sz w:val="32"/>
+              </w:rPr>
+            </w:r>
+            <w:r>
+              <w:rPr>
+                <w:rFonts w:ascii="Arial" w:hAnsi="Arial"/>
+                <w:b/>
+                <w:color w:val="28685E"/>
                 <w:sz w:val="32"/>
               </w:rPr>
               <w:t>VERTEBRATE — has a backbone</w:t>
@@ -400,13 +557,25 @@
           <w:tcPr>
             <w:vAlign w:val="center"/>
             <w:tcW w:w="4933" w:type="dxa"/>
+            <w:shd w:fill="FFFFFF" w:val="clear"/>
           </w:tcPr>
           <w:p>
-            <w:r/>
+            <w:pPr>
+              <w:spacing w:line="250" w:lineRule="auto" w:before="20" w:after="20"/>
+            </w:pPr>
             <w:r>
               <w:rPr>
+                <w:rFonts w:ascii="Arial" w:hAnsi="Arial"/>
                 <w:b/>
-                <w:color w:val="173348"/>
+                <w:color w:val="28685E"/>
+                <w:sz w:val="32"/>
+              </w:rPr>
+            </w:r>
+            <w:r>
+              <w:rPr>
+                <w:rFonts w:ascii="Arial" w:hAnsi="Arial"/>
+                <w:b/>
+                <w:color w:val="28685E"/>
                 <w:sz w:val="32"/>
               </w:rPr>
               <w:t>INVERTEBRATE — no backbone</w:t>
@@ -423,13 +592,25 @@
           <w:tcPr>
             <w:vAlign w:val="center"/>
             <w:tcW w:w="4933" w:type="dxa"/>
+            <w:shd w:fill="FFFFFF" w:val="clear"/>
           </w:tcPr>
           <w:p>
-            <w:r/>
+            <w:pPr>
+              <w:spacing w:line="250" w:lineRule="auto" w:before="20" w:after="20"/>
+            </w:pPr>
             <w:r>
               <w:rPr>
+                <w:rFonts w:ascii="Arial" w:hAnsi="Arial"/>
                 <w:b/>
-                <w:color w:val="173348"/>
+                <w:color w:val="28685E"/>
+                <w:sz w:val="32"/>
+              </w:rPr>
+            </w:r>
+            <w:r>
+              <w:rPr>
+                <w:rFonts w:ascii="Arial" w:hAnsi="Arial"/>
+                <w:b/>
+                <w:color w:val="28685E"/>
                 <w:sz w:val="32"/>
               </w:rPr>
               <w:t>UNSURE — need body evidence</w:t>
@@ -440,13 +621,25 @@
           <w:tcPr>
             <w:vAlign w:val="center"/>
             <w:tcW w:w="4933" w:type="dxa"/>
+            <w:shd w:fill="FFFFFF" w:val="clear"/>
           </w:tcPr>
           <w:p>
-            <w:r/>
+            <w:pPr>
+              <w:spacing w:line="250" w:lineRule="auto" w:before="20" w:after="20"/>
+            </w:pPr>
             <w:r>
               <w:rPr>
+                <w:rFonts w:ascii="Arial" w:hAnsi="Arial"/>
                 <w:b/>
-                <w:color w:val="173348"/>
+                <w:color w:val="28685E"/>
+                <w:sz w:val="32"/>
+              </w:rPr>
+            </w:r>
+            <w:r>
+              <w:rPr>
+                <w:rFonts w:ascii="Arial" w:hAnsi="Arial"/>
+                <w:b/>
+                <w:color w:val="28685E"/>
                 <w:sz w:val="32"/>
               </w:rPr>
             </w:r>
@@ -459,6 +652,9 @@
         <w:pStyle w:val="Small"/>
       </w:pPr>
       <w:r>
+        <w:rPr>
+          <w:rFonts w:ascii="Arial" w:hAnsi="Arial"/>
+        </w:rPr>
         <w:t>Print only the sets you need. Adult preparation is an alternative to pupil cutting. These are original teaching labels and simplified models.</w:t>
       </w:r>
     </w:p>
@@ -466,8 +662,15 @@
       <w:pPr>
         <w:pStyle w:val="Kicker"/>
         <w:pageBreakBefore/>
+        <w:pBdr>
+          <w:left w:val="single" w:sz="20" w:color="28685E" w:space="7"/>
+        </w:pBdr>
+        <w:ind w:left="140"/>
       </w:pPr>
       <w:r>
+        <w:rPr>
+          <w:rFonts w:ascii="Arial" w:hAnsi="Arial"/>
+        </w:rPr>
         <w:t>PRINTABLE CARDS / WEEK 3</w:t>
       </w:r>
     </w:p>
@@ -476,6 +679,12 @@
         <w:pStyle w:val="Title"/>
       </w:pPr>
       <w:r>
+        <w:rPr>
+          <w:rFonts w:ascii="Arial" w:hAnsi="Arial"/>
+          <w:b/>
+          <w:color w:val="152B3A"/>
+          <w:sz w:val="48"/>
+        </w:rPr>
         <w:t>Monday animal evidence</w:t>
       </w:r>
     </w:p>
@@ -484,11 +693,19 @@
         <w:pStyle w:val="Subtitle"/>
       </w:pPr>
       <w:r>
+        <w:rPr>
+          <w:rFonts w:ascii="Arial" w:hAnsi="Arial"/>
+          <w:i w:val="0"/>
+          <w:sz w:val="22"/>
+        </w:rPr>
         <w:t>Cut along the table lines, or point to a card without cutting.</w:t>
       </w:r>
     </w:p>
     <w:p>
       <w:r>
+        <w:rPr>
+          <w:rFonts w:ascii="Arial" w:hAnsi="Arial"/>
+        </w:rPr>
         <w:t>These clues are a reference for the labels. Keep the clue available; no pupil has to infer hidden anatomy from appearance.</w:t>
       </w:r>
     </w:p>
@@ -500,18 +717,18 @@
         <w:tblW w:w="9866" w:type="dxa"/>
         <w:tblInd w:w="120" w:type="dxa"/>
         <w:tblCellMar>
-          <w:top w:w="100" w:type="dxa"/>
-          <w:left w:w="100" w:type="dxa"/>
-          <w:bottom w:w="100" w:type="dxa"/>
-          <w:right w:w="100" w:type="dxa"/>
+          <w:top w:w="95" w:type="dxa"/>
+          <w:left w:w="120" w:type="dxa"/>
+          <w:bottom w:w="95" w:type="dxa"/>
+          <w:right w:w="120" w:type="dxa"/>
         </w:tblCellMar>
         <w:tblBorders>
-          <w:top w:val="single" w:sz="4" w:color="ACBBB7"/>
-          <w:left w:val="single" w:sz="4" w:color="ACBBB7"/>
-          <w:bottom w:val="single" w:sz="4" w:color="ACBBB7"/>
-          <w:right w:val="single" w:sz="4" w:color="ACBBB7"/>
-          <w:insideH w:val="single" w:sz="4" w:color="ACBBB7"/>
-          <w:insideV w:val="single" w:sz="4" w:color="ACBBB7"/>
+          <w:top w:val="dashed" w:sz="6" w:color="9DB9AC"/>
+          <w:left w:val="dashed" w:sz="6" w:color="9DB9AC"/>
+          <w:bottom w:val="dashed" w:sz="6" w:color="9DB9AC"/>
+          <w:right w:val="dashed" w:sz="6" w:color="9DB9AC"/>
+          <w:insideH w:val="dashed" w:sz="6" w:color="9DB9AC"/>
+          <w:insideV w:val="dashed" w:sz="6" w:color="9DB9AC"/>
         </w:tblBorders>
       </w:tblPr>
       <w:tblGrid>
@@ -527,16 +744,17 @@
           <w:tcPr>
             <w:vAlign w:val="center"/>
             <w:tcW w:w="4933" w:type="dxa"/>
-            <w:shd w:fill="F7F4EC"/>
+            <w:shd w:fill="DCE7DD" w:val="clear"/>
           </w:tcPr>
           <w:p>
             <w:pPr>
-              <w:spacing w:after="20" w:before="20"/>
+              <w:spacing w:after="20" w:before="20" w:line="250" w:lineRule="auto"/>
             </w:pPr>
             <w:r>
               <w:rPr>
+                <w:rFonts w:ascii="Arial" w:hAnsi="Arial"/>
                 <w:b/>
-                <w:color w:val="173348"/>
+                <w:color w:val="28685E"/>
                 <w:sz w:val="22"/>
               </w:rPr>
               <w:t>Card</w:t>
@@ -547,16 +765,17 @@
           <w:tcPr>
             <w:vAlign w:val="center"/>
             <w:tcW w:w="4933" w:type="dxa"/>
-            <w:shd w:fill="F7F4EC"/>
+            <w:shd w:fill="DCE7DD" w:val="clear"/>
           </w:tcPr>
           <w:p>
             <w:pPr>
-              <w:spacing w:after="20" w:before="20"/>
+              <w:spacing w:after="20" w:before="20" w:line="250" w:lineRule="auto"/>
             </w:pPr>
             <w:r>
               <w:rPr>
+                <w:rFonts w:ascii="Arial" w:hAnsi="Arial"/>
                 <w:b/>
-                <w:color w:val="173348"/>
+                <w:color w:val="28685E"/>
                 <w:sz w:val="22"/>
               </w:rPr>
               <w:t>Card</w:t>
@@ -573,13 +792,25 @@
           <w:tcPr>
             <w:vAlign w:val="center"/>
             <w:tcW w:w="4933" w:type="dxa"/>
+            <w:shd w:fill="FFFFFF" w:val="clear"/>
           </w:tcPr>
           <w:p>
-            <w:r/>
+            <w:pPr>
+              <w:spacing w:line="250" w:lineRule="auto" w:before="20" w:after="20"/>
+            </w:pPr>
             <w:r>
               <w:rPr>
+                <w:rFonts w:ascii="Arial" w:hAnsi="Arial"/>
                 <w:b/>
-                <w:color w:val="173348"/>
+                <w:color w:val="28685E"/>
+                <w:sz w:val="32"/>
+              </w:rPr>
+            </w:r>
+            <w:r>
+              <w:rPr>
+                <w:rFonts w:ascii="Arial" w:hAnsi="Arial"/>
+                <w:b/>
+                <w:color w:val="28685E"/>
                 <w:sz w:val="32"/>
               </w:rPr>
               <w:t>Fish</w:t>
@@ -587,11 +818,14 @@
           </w:p>
           <w:p>
             <w:pPr>
-              <w:spacing w:before="100"/>
+              <w:spacing w:before="20" w:line="250" w:lineRule="auto" w:after="20"/>
             </w:pPr>
             <w:r>
               <w:rPr>
-                <w:sz w:val="22"/>
+                <w:rFonts w:ascii="Arial" w:hAnsi="Arial"/>
+                <w:b w:val="0"/>
+                <w:color w:val="152B3A"/>
+                <w:sz w:val="23"/>
               </w:rPr>
               <w:t>Internal bones include a backbone.</w:t>
             </w:r>
@@ -601,13 +835,25 @@
           <w:tcPr>
             <w:vAlign w:val="center"/>
             <w:tcW w:w="4933" w:type="dxa"/>
+            <w:shd w:fill="FFFFFF" w:val="clear"/>
           </w:tcPr>
           <w:p>
-            <w:r/>
+            <w:pPr>
+              <w:spacing w:line="250" w:lineRule="auto" w:before="20" w:after="20"/>
+            </w:pPr>
             <w:r>
               <w:rPr>
+                <w:rFonts w:ascii="Arial" w:hAnsi="Arial"/>
                 <w:b/>
-                <w:color w:val="173348"/>
+                <w:color w:val="28685E"/>
+                <w:sz w:val="32"/>
+              </w:rPr>
+            </w:r>
+            <w:r>
+              <w:rPr>
+                <w:rFonts w:ascii="Arial" w:hAnsi="Arial"/>
+                <w:b/>
+                <w:color w:val="28685E"/>
                 <w:sz w:val="32"/>
               </w:rPr>
               <w:t>Bird</w:t>
@@ -615,11 +861,14 @@
           </w:p>
           <w:p>
             <w:pPr>
-              <w:spacing w:before="100"/>
+              <w:spacing w:before="20" w:line="250" w:lineRule="auto" w:after="20"/>
             </w:pPr>
             <w:r>
               <w:rPr>
-                <w:sz w:val="22"/>
+                <w:rFonts w:ascii="Arial" w:hAnsi="Arial"/>
+                <w:b w:val="0"/>
+                <w:color w:val="152B3A"/>
+                <w:sz w:val="23"/>
               </w:rPr>
               <w:t>Internal bones include a backbone.</w:t>
             </w:r>
@@ -635,13 +884,25 @@
           <w:tcPr>
             <w:vAlign w:val="center"/>
             <w:tcW w:w="4933" w:type="dxa"/>
+            <w:shd w:fill="FFFFFF" w:val="clear"/>
           </w:tcPr>
           <w:p>
-            <w:r/>
+            <w:pPr>
+              <w:spacing w:line="250" w:lineRule="auto" w:before="20" w:after="20"/>
+            </w:pPr>
             <w:r>
               <w:rPr>
+                <w:rFonts w:ascii="Arial" w:hAnsi="Arial"/>
                 <w:b/>
-                <w:color w:val="173348"/>
+                <w:color w:val="28685E"/>
+                <w:sz w:val="32"/>
+              </w:rPr>
+            </w:r>
+            <w:r>
+              <w:rPr>
+                <w:rFonts w:ascii="Arial" w:hAnsi="Arial"/>
+                <w:b/>
+                <w:color w:val="28685E"/>
                 <w:sz w:val="32"/>
               </w:rPr>
               <w:t>Frog</w:t>
@@ -649,11 +910,14 @@
           </w:p>
           <w:p>
             <w:pPr>
-              <w:spacing w:before="100"/>
+              <w:spacing w:before="20" w:line="250" w:lineRule="auto" w:after="20"/>
             </w:pPr>
             <w:r>
               <w:rPr>
-                <w:sz w:val="22"/>
+                <w:rFonts w:ascii="Arial" w:hAnsi="Arial"/>
+                <w:b w:val="0"/>
+                <w:color w:val="152B3A"/>
+                <w:sz w:val="23"/>
               </w:rPr>
               <w:t>Internal bones include a backbone.</w:t>
             </w:r>
@@ -663,13 +927,25 @@
           <w:tcPr>
             <w:vAlign w:val="center"/>
             <w:tcW w:w="4933" w:type="dxa"/>
+            <w:shd w:fill="FFFFFF" w:val="clear"/>
           </w:tcPr>
           <w:p>
-            <w:r/>
+            <w:pPr>
+              <w:spacing w:line="250" w:lineRule="auto" w:before="20" w:after="20"/>
+            </w:pPr>
             <w:r>
               <w:rPr>
+                <w:rFonts w:ascii="Arial" w:hAnsi="Arial"/>
                 <w:b/>
-                <w:color w:val="173348"/>
+                <w:color w:val="28685E"/>
+                <w:sz w:val="32"/>
+              </w:rPr>
+            </w:r>
+            <w:r>
+              <w:rPr>
+                <w:rFonts w:ascii="Arial" w:hAnsi="Arial"/>
+                <w:b/>
+                <w:color w:val="28685E"/>
                 <w:sz w:val="32"/>
               </w:rPr>
               <w:t>Lizard</w:t>
@@ -677,11 +953,14 @@
           </w:p>
           <w:p>
             <w:pPr>
-              <w:spacing w:before="100"/>
+              <w:spacing w:before="20" w:line="250" w:lineRule="auto" w:after="20"/>
             </w:pPr>
             <w:r>
               <w:rPr>
-                <w:sz w:val="22"/>
+                <w:rFonts w:ascii="Arial" w:hAnsi="Arial"/>
+                <w:b w:val="0"/>
+                <w:color w:val="152B3A"/>
+                <w:sz w:val="23"/>
               </w:rPr>
               <w:t>Internal bones include a backbone.</w:t>
             </w:r>
@@ -697,13 +976,25 @@
           <w:tcPr>
             <w:vAlign w:val="center"/>
             <w:tcW w:w="4933" w:type="dxa"/>
+            <w:shd w:fill="FFFFFF" w:val="clear"/>
           </w:tcPr>
           <w:p>
-            <w:r/>
+            <w:pPr>
+              <w:spacing w:line="250" w:lineRule="auto" w:before="20" w:after="20"/>
+            </w:pPr>
             <w:r>
               <w:rPr>
+                <w:rFonts w:ascii="Arial" w:hAnsi="Arial"/>
                 <w:b/>
-                <w:color w:val="173348"/>
+                <w:color w:val="28685E"/>
+                <w:sz w:val="32"/>
+              </w:rPr>
+            </w:r>
+            <w:r>
+              <w:rPr>
+                <w:rFonts w:ascii="Arial" w:hAnsi="Arial"/>
+                <w:b/>
+                <w:color w:val="28685E"/>
                 <w:sz w:val="32"/>
               </w:rPr>
               <w:t>Mouse</w:t>
@@ -711,11 +1002,14 @@
           </w:p>
           <w:p>
             <w:pPr>
-              <w:spacing w:before="100"/>
+              <w:spacing w:before="20" w:line="250" w:lineRule="auto" w:after="20"/>
             </w:pPr>
             <w:r>
               <w:rPr>
-                <w:sz w:val="22"/>
+                <w:rFonts w:ascii="Arial" w:hAnsi="Arial"/>
+                <w:b w:val="0"/>
+                <w:color w:val="152B3A"/>
+                <w:sz w:val="23"/>
               </w:rPr>
               <w:t>Internal bones include a backbone.</w:t>
             </w:r>
@@ -725,13 +1019,25 @@
           <w:tcPr>
             <w:vAlign w:val="center"/>
             <w:tcW w:w="4933" w:type="dxa"/>
+            <w:shd w:fill="FFFFFF" w:val="clear"/>
           </w:tcPr>
           <w:p>
-            <w:r/>
+            <w:pPr>
+              <w:spacing w:line="250" w:lineRule="auto" w:before="20" w:after="20"/>
+            </w:pPr>
             <w:r>
               <w:rPr>
+                <w:rFonts w:ascii="Arial" w:hAnsi="Arial"/>
                 <w:b/>
-                <w:color w:val="173348"/>
+                <w:color w:val="28685E"/>
+                <w:sz w:val="32"/>
+              </w:rPr>
+            </w:r>
+            <w:r>
+              <w:rPr>
+                <w:rFonts w:ascii="Arial" w:hAnsi="Arial"/>
+                <w:b/>
+                <w:color w:val="28685E"/>
                 <w:sz w:val="32"/>
               </w:rPr>
               <w:t>Snail</w:t>
@@ -739,11 +1045,14 @@
           </w:p>
           <w:p>
             <w:pPr>
-              <w:spacing w:before="100"/>
+              <w:spacing w:before="20" w:line="250" w:lineRule="auto" w:after="20"/>
             </w:pPr>
             <w:r>
               <w:rPr>
-                <w:sz w:val="22"/>
+                <w:rFonts w:ascii="Arial" w:hAnsi="Arial"/>
+                <w:b w:val="0"/>
+                <w:color w:val="152B3A"/>
+                <w:sz w:val="23"/>
               </w:rPr>
               <w:t>Has a shell, but no backbone.</w:t>
             </w:r>
@@ -759,13 +1068,25 @@
           <w:tcPr>
             <w:vAlign w:val="center"/>
             <w:tcW w:w="4933" w:type="dxa"/>
+            <w:shd w:fill="FFFFFF" w:val="clear"/>
           </w:tcPr>
           <w:p>
-            <w:r/>
+            <w:pPr>
+              <w:spacing w:line="250" w:lineRule="auto" w:before="20" w:after="20"/>
+            </w:pPr>
             <w:r>
               <w:rPr>
+                <w:rFonts w:ascii="Arial" w:hAnsi="Arial"/>
                 <w:b/>
-                <w:color w:val="173348"/>
+                <w:color w:val="28685E"/>
+                <w:sz w:val="32"/>
+              </w:rPr>
+            </w:r>
+            <w:r>
+              <w:rPr>
+                <w:rFonts w:ascii="Arial" w:hAnsi="Arial"/>
+                <w:b/>
+                <w:color w:val="28685E"/>
                 <w:sz w:val="32"/>
               </w:rPr>
               <w:t>Crab</w:t>
@@ -773,11 +1094,14 @@
           </w:p>
           <w:p>
             <w:pPr>
-              <w:spacing w:before="100"/>
+              <w:spacing w:before="20" w:line="250" w:lineRule="auto" w:after="20"/>
             </w:pPr>
             <w:r>
               <w:rPr>
-                <w:sz w:val="22"/>
+                <w:rFonts w:ascii="Arial" w:hAnsi="Arial"/>
+                <w:b w:val="0"/>
+                <w:color w:val="152B3A"/>
+                <w:sz w:val="23"/>
               </w:rPr>
               <w:t>Has a hard outer case, but no backbone.</w:t>
             </w:r>
@@ -787,13 +1111,25 @@
           <w:tcPr>
             <w:vAlign w:val="center"/>
             <w:tcW w:w="4933" w:type="dxa"/>
+            <w:shd w:fill="FFFFFF" w:val="clear"/>
           </w:tcPr>
           <w:p>
-            <w:r/>
+            <w:pPr>
+              <w:spacing w:line="250" w:lineRule="auto" w:before="20" w:after="20"/>
+            </w:pPr>
             <w:r>
               <w:rPr>
+                <w:rFonts w:ascii="Arial" w:hAnsi="Arial"/>
                 <w:b/>
-                <w:color w:val="173348"/>
+                <w:color w:val="28685E"/>
+                <w:sz w:val="32"/>
+              </w:rPr>
+            </w:r>
+            <w:r>
+              <w:rPr>
+                <w:rFonts w:ascii="Arial" w:hAnsi="Arial"/>
+                <w:b/>
+                <w:color w:val="28685E"/>
                 <w:sz w:val="32"/>
               </w:rPr>
               <w:t>Earthworm</w:t>
@@ -801,11 +1137,14 @@
           </w:p>
           <w:p>
             <w:pPr>
-              <w:spacing w:before="100"/>
+              <w:spacing w:before="20" w:line="250" w:lineRule="auto" w:after="20"/>
             </w:pPr>
             <w:r>
               <w:rPr>
-                <w:sz w:val="22"/>
+                <w:rFonts w:ascii="Arial" w:hAnsi="Arial"/>
+                <w:b w:val="0"/>
+                <w:color w:val="152B3A"/>
+                <w:sz w:val="23"/>
               </w:rPr>
               <w:t>Muscles act against fluid inside. Skin rings are not an internal backbone.</w:t>
             </w:r>
@@ -818,6 +1157,9 @@
         <w:pStyle w:val="Small"/>
       </w:pPr>
       <w:r>
+        <w:rPr>
+          <w:rFonts w:ascii="Arial" w:hAnsi="Arial"/>
+        </w:rPr>
         <w:t>Print only the sets you need. Adult preparation is an alternative to pupil cutting. These are original teaching labels and simplified models.</w:t>
       </w:r>
     </w:p>
@@ -825,8 +1167,15 @@
       <w:pPr>
         <w:pStyle w:val="Kicker"/>
         <w:pageBreakBefore/>
+        <w:pBdr>
+          <w:left w:val="single" w:sz="20" w:color="28685E" w:space="7"/>
+        </w:pBdr>
+        <w:ind w:left="140"/>
       </w:pPr>
       <w:r>
+        <w:rPr>
+          <w:rFonts w:ascii="Arial" w:hAnsi="Arial"/>
+        </w:rPr>
         <w:t>PRINTABLE CARDS / WEEK 3</w:t>
       </w:r>
     </w:p>
@@ -835,6 +1184,12 @@
         <w:pStyle w:val="Title"/>
       </w:pPr>
       <w:r>
+        <w:rPr>
+          <w:rFonts w:ascii="Arial" w:hAnsi="Arial"/>
+          <w:b/>
+          <w:color w:val="152B3A"/>
+          <w:sz w:val="48"/>
+        </w:rPr>
         <w:t>New case labels</w:t>
       </w:r>
     </w:p>
@@ -843,11 +1198,19 @@
         <w:pStyle w:val="Subtitle"/>
       </w:pPr>
       <w:r>
+        <w:rPr>
+          <w:rFonts w:ascii="Arial" w:hAnsi="Arial"/>
+          <w:i w:val="0"/>
+          <w:sz w:val="22"/>
+        </w:rPr>
         <w:t>Cut along the table lines, or point to a card without cutting.</w:t>
       </w:r>
     </w:p>
     <w:p>
       <w:r>
+        <w:rPr>
+          <w:rFonts w:ascii="Arial" w:hAnsi="Arial"/>
+        </w:rPr>
         <w:t>Use for the additional Monday sort and Wednesday body-evidence investigation.</w:t>
       </w:r>
     </w:p>
@@ -859,18 +1222,18 @@
         <w:tblW w:w="9866" w:type="dxa"/>
         <w:tblInd w:w="120" w:type="dxa"/>
         <w:tblCellMar>
-          <w:top w:w="100" w:type="dxa"/>
-          <w:left w:w="100" w:type="dxa"/>
-          <w:bottom w:w="100" w:type="dxa"/>
-          <w:right w:w="100" w:type="dxa"/>
+          <w:top w:w="95" w:type="dxa"/>
+          <w:left w:w="120" w:type="dxa"/>
+          <w:bottom w:w="95" w:type="dxa"/>
+          <w:right w:w="120" w:type="dxa"/>
         </w:tblCellMar>
         <w:tblBorders>
-          <w:top w:val="single" w:sz="4" w:color="ACBBB7"/>
-          <w:left w:val="single" w:sz="4" w:color="ACBBB7"/>
-          <w:bottom w:val="single" w:sz="4" w:color="ACBBB7"/>
-          <w:right w:val="single" w:sz="4" w:color="ACBBB7"/>
-          <w:insideH w:val="single" w:sz="4" w:color="ACBBB7"/>
-          <w:insideV w:val="single" w:sz="4" w:color="ACBBB7"/>
+          <w:top w:val="dashed" w:sz="6" w:color="9DB9AC"/>
+          <w:left w:val="dashed" w:sz="6" w:color="9DB9AC"/>
+          <w:bottom w:val="dashed" w:sz="6" w:color="9DB9AC"/>
+          <w:right w:val="dashed" w:sz="6" w:color="9DB9AC"/>
+          <w:insideH w:val="dashed" w:sz="6" w:color="9DB9AC"/>
+          <w:insideV w:val="dashed" w:sz="6" w:color="9DB9AC"/>
         </w:tblBorders>
       </w:tblPr>
       <w:tblGrid>
@@ -886,16 +1249,17 @@
           <w:tcPr>
             <w:vAlign w:val="center"/>
             <w:tcW w:w="4933" w:type="dxa"/>
-            <w:shd w:fill="F7F4EC"/>
+            <w:shd w:fill="DCE7DD" w:val="clear"/>
           </w:tcPr>
           <w:p>
             <w:pPr>
-              <w:spacing w:after="20" w:before="20"/>
+              <w:spacing w:after="20" w:before="20" w:line="250" w:lineRule="auto"/>
             </w:pPr>
             <w:r>
               <w:rPr>
+                <w:rFonts w:ascii="Arial" w:hAnsi="Arial"/>
                 <w:b/>
-                <w:color w:val="173348"/>
+                <w:color w:val="28685E"/>
                 <w:sz w:val="22"/>
               </w:rPr>
               <w:t>Card</w:t>
@@ -906,16 +1270,17 @@
           <w:tcPr>
             <w:vAlign w:val="center"/>
             <w:tcW w:w="4933" w:type="dxa"/>
-            <w:shd w:fill="F7F4EC"/>
+            <w:shd w:fill="DCE7DD" w:val="clear"/>
           </w:tcPr>
           <w:p>
             <w:pPr>
-              <w:spacing w:after="20" w:before="20"/>
+              <w:spacing w:after="20" w:before="20" w:line="250" w:lineRule="auto"/>
             </w:pPr>
             <w:r>
               <w:rPr>
+                <w:rFonts w:ascii="Arial" w:hAnsi="Arial"/>
                 <w:b/>
-                <w:color w:val="173348"/>
+                <w:color w:val="28685E"/>
                 <w:sz w:val="22"/>
               </w:rPr>
               <w:t>Card</w:t>
@@ -932,13 +1297,25 @@
           <w:tcPr>
             <w:vAlign w:val="center"/>
             <w:tcW w:w="4933" w:type="dxa"/>
+            <w:shd w:fill="FFFFFF" w:val="clear"/>
           </w:tcPr>
           <w:p>
-            <w:r/>
+            <w:pPr>
+              <w:spacing w:line="250" w:lineRule="auto" w:before="20" w:after="20"/>
+            </w:pPr>
             <w:r>
               <w:rPr>
+                <w:rFonts w:ascii="Arial" w:hAnsi="Arial"/>
                 <w:b/>
-                <w:color w:val="173348"/>
+                <w:color w:val="28685E"/>
+                <w:sz w:val="32"/>
+              </w:rPr>
+            </w:r>
+            <w:r>
+              <w:rPr>
+                <w:rFonts w:ascii="Arial" w:hAnsi="Arial"/>
+                <w:b/>
+                <w:color w:val="28685E"/>
                 <w:sz w:val="32"/>
               </w:rPr>
               <w:t>Bat</w:t>
@@ -949,13 +1326,25 @@
           <w:tcPr>
             <w:vAlign w:val="center"/>
             <w:tcW w:w="4933" w:type="dxa"/>
+            <w:shd w:fill="FFFFFF" w:val="clear"/>
           </w:tcPr>
           <w:p>
-            <w:r/>
+            <w:pPr>
+              <w:spacing w:line="250" w:lineRule="auto" w:before="20" w:after="20"/>
+            </w:pPr>
             <w:r>
               <w:rPr>
+                <w:rFonts w:ascii="Arial" w:hAnsi="Arial"/>
                 <w:b/>
-                <w:color w:val="173348"/>
+                <w:color w:val="28685E"/>
+                <w:sz w:val="32"/>
+              </w:rPr>
+            </w:r>
+            <w:r>
+              <w:rPr>
+                <w:rFonts w:ascii="Arial" w:hAnsi="Arial"/>
+                <w:b/>
+                <w:color w:val="28685E"/>
                 <w:sz w:val="32"/>
               </w:rPr>
               <w:t>Snake</w:t>
@@ -972,13 +1361,25 @@
           <w:tcPr>
             <w:vAlign w:val="center"/>
             <w:tcW w:w="4933" w:type="dxa"/>
+            <w:shd w:fill="FFFFFF" w:val="clear"/>
           </w:tcPr>
           <w:p>
-            <w:r/>
+            <w:pPr>
+              <w:spacing w:line="250" w:lineRule="auto" w:before="20" w:after="20"/>
+            </w:pPr>
             <w:r>
               <w:rPr>
+                <w:rFonts w:ascii="Arial" w:hAnsi="Arial"/>
                 <w:b/>
-                <w:color w:val="173348"/>
+                <w:color w:val="28685E"/>
+                <w:sz w:val="32"/>
+              </w:rPr>
+            </w:r>
+            <w:r>
+              <w:rPr>
+                <w:rFonts w:ascii="Arial" w:hAnsi="Arial"/>
+                <w:b/>
+                <w:color w:val="28685E"/>
                 <w:sz w:val="32"/>
               </w:rPr>
               <w:t>Jellyfish</w:t>
@@ -989,13 +1390,25 @@
           <w:tcPr>
             <w:vAlign w:val="center"/>
             <w:tcW w:w="4933" w:type="dxa"/>
+            <w:shd w:fill="FFFFFF" w:val="clear"/>
           </w:tcPr>
           <w:p>
-            <w:r/>
+            <w:pPr>
+              <w:spacing w:line="250" w:lineRule="auto" w:before="20" w:after="20"/>
+            </w:pPr>
             <w:r>
               <w:rPr>
+                <w:rFonts w:ascii="Arial" w:hAnsi="Arial"/>
                 <w:b/>
-                <w:color w:val="173348"/>
+                <w:color w:val="28685E"/>
+                <w:sz w:val="32"/>
+              </w:rPr>
+            </w:r>
+            <w:r>
+              <w:rPr>
+                <w:rFonts w:ascii="Arial" w:hAnsi="Arial"/>
+                <w:b/>
+                <w:color w:val="28685E"/>
                 <w:sz w:val="32"/>
               </w:rPr>
               <w:t>Goldfish</w:t>
@@ -1012,13 +1425,25 @@
           <w:tcPr>
             <w:vAlign w:val="center"/>
             <w:tcW w:w="4933" w:type="dxa"/>
+            <w:shd w:fill="FFFFFF" w:val="clear"/>
           </w:tcPr>
           <w:p>
-            <w:r/>
+            <w:pPr>
+              <w:spacing w:line="250" w:lineRule="auto" w:before="20" w:after="20"/>
+            </w:pPr>
             <w:r>
               <w:rPr>
+                <w:rFonts w:ascii="Arial" w:hAnsi="Arial"/>
                 <w:b/>
-                <w:color w:val="173348"/>
+                <w:color w:val="28685E"/>
+                <w:sz w:val="32"/>
+              </w:rPr>
+            </w:r>
+            <w:r>
+              <w:rPr>
+                <w:rFonts w:ascii="Arial" w:hAnsi="Arial"/>
+                <w:b/>
+                <w:color w:val="28685E"/>
                 <w:sz w:val="32"/>
               </w:rPr>
               <w:t>Beetle</w:t>
@@ -1029,13 +1454,25 @@
           <w:tcPr>
             <w:vAlign w:val="center"/>
             <w:tcW w:w="4933" w:type="dxa"/>
+            <w:shd w:fill="FFFFFF" w:val="clear"/>
           </w:tcPr>
           <w:p>
-            <w:r/>
+            <w:pPr>
+              <w:spacing w:line="250" w:lineRule="auto" w:before="20" w:after="20"/>
+            </w:pPr>
             <w:r>
               <w:rPr>
+                <w:rFonts w:ascii="Arial" w:hAnsi="Arial"/>
                 <w:b/>
-                <w:color w:val="173348"/>
+                <w:color w:val="28685E"/>
+                <w:sz w:val="32"/>
+              </w:rPr>
+            </w:r>
+            <w:r>
+              <w:rPr>
+                <w:rFonts w:ascii="Arial" w:hAnsi="Arial"/>
+                <w:b/>
+                <w:color w:val="28685E"/>
                 <w:sz w:val="32"/>
               </w:rPr>
             </w:r>
@@ -1048,6 +1485,9 @@
         <w:pStyle w:val="Small"/>
       </w:pPr>
       <w:r>
+        <w:rPr>
+          <w:rFonts w:ascii="Arial" w:hAnsi="Arial"/>
+        </w:rPr>
         <w:t>Print only the sets you need. Adult preparation is an alternative to pupil cutting. These are original teaching labels and simplified models.</w:t>
       </w:r>
     </w:p>
@@ -1055,8 +1495,15 @@
       <w:pPr>
         <w:pStyle w:val="Kicker"/>
         <w:pageBreakBefore/>
+        <w:pBdr>
+          <w:left w:val="single" w:sz="20" w:color="28685E" w:space="7"/>
+        </w:pBdr>
+        <w:ind w:left="140"/>
       </w:pPr>
       <w:r>
+        <w:rPr>
+          <w:rFonts w:ascii="Arial" w:hAnsi="Arial"/>
+        </w:rPr>
         <w:t>PRINTABLE CARDS / WEEK 3</w:t>
       </w:r>
     </w:p>
@@ -1065,6 +1512,12 @@
         <w:pStyle w:val="Title"/>
       </w:pPr>
       <w:r>
+        <w:rPr>
+          <w:rFonts w:ascii="Arial" w:hAnsi="Arial"/>
+          <w:b/>
+          <w:color w:val="152B3A"/>
+          <w:sz w:val="48"/>
+        </w:rPr>
         <w:t>Wednesday case-clue cards</w:t>
       </w:r>
     </w:p>
@@ -1073,11 +1526,19 @@
         <w:pStyle w:val="Subtitle"/>
       </w:pPr>
       <w:r>
+        <w:rPr>
+          <w:rFonts w:ascii="Arial" w:hAnsi="Arial"/>
+          <w:i w:val="0"/>
+          <w:sz w:val="22"/>
+        </w:rPr>
         <w:t>Cut along the table lines, or point to a card without cutting.</w:t>
       </w:r>
     </w:p>
     <w:p>
       <w:r>
+        <w:rPr>
+          <w:rFonts w:ascii="Arial" w:hAnsi="Arial"/>
+        </w:rPr>
         <w:t>Cover each body clue first, make a prediction or choose unsure, then reveal the clue. These are original paper teaching cases.</w:t>
       </w:r>
     </w:p>
@@ -1089,18 +1550,18 @@
         <w:tblW w:w="9866" w:type="dxa"/>
         <w:tblInd w:w="120" w:type="dxa"/>
         <w:tblCellMar>
-          <w:top w:w="100" w:type="dxa"/>
-          <w:left w:w="100" w:type="dxa"/>
-          <w:bottom w:w="100" w:type="dxa"/>
-          <w:right w:w="100" w:type="dxa"/>
+          <w:top w:w="95" w:type="dxa"/>
+          <w:left w:w="120" w:type="dxa"/>
+          <w:bottom w:w="95" w:type="dxa"/>
+          <w:right w:w="120" w:type="dxa"/>
         </w:tblCellMar>
         <w:tblBorders>
-          <w:top w:val="single" w:sz="4" w:color="ACBBB7"/>
-          <w:left w:val="single" w:sz="4" w:color="ACBBB7"/>
-          <w:bottom w:val="single" w:sz="4" w:color="ACBBB7"/>
-          <w:right w:val="single" w:sz="4" w:color="ACBBB7"/>
-          <w:insideH w:val="single" w:sz="4" w:color="ACBBB7"/>
-          <w:insideV w:val="single" w:sz="4" w:color="ACBBB7"/>
+          <w:top w:val="dashed" w:sz="6" w:color="9DB9AC"/>
+          <w:left w:val="dashed" w:sz="6" w:color="9DB9AC"/>
+          <w:bottom w:val="dashed" w:sz="6" w:color="9DB9AC"/>
+          <w:right w:val="dashed" w:sz="6" w:color="9DB9AC"/>
+          <w:insideH w:val="dashed" w:sz="6" w:color="9DB9AC"/>
+          <w:insideV w:val="dashed" w:sz="6" w:color="9DB9AC"/>
         </w:tblBorders>
       </w:tblPr>
       <w:tblGrid>
@@ -1116,16 +1577,17 @@
           <w:tcPr>
             <w:vAlign w:val="center"/>
             <w:tcW w:w="4933" w:type="dxa"/>
-            <w:shd w:fill="F7F4EC"/>
+            <w:shd w:fill="DCE7DD" w:val="clear"/>
           </w:tcPr>
           <w:p>
             <w:pPr>
-              <w:spacing w:after="20" w:before="20"/>
+              <w:spacing w:after="20" w:before="20" w:line="250" w:lineRule="auto"/>
             </w:pPr>
             <w:r>
               <w:rPr>
+                <w:rFonts w:ascii="Arial" w:hAnsi="Arial"/>
                 <w:b/>
-                <w:color w:val="173348"/>
+                <w:color w:val="28685E"/>
                 <w:sz w:val="22"/>
               </w:rPr>
               <w:t>Card</w:t>
@@ -1136,16 +1598,17 @@
           <w:tcPr>
             <w:vAlign w:val="center"/>
             <w:tcW w:w="4933" w:type="dxa"/>
-            <w:shd w:fill="F7F4EC"/>
+            <w:shd w:fill="DCE7DD" w:val="clear"/>
           </w:tcPr>
           <w:p>
             <w:pPr>
-              <w:spacing w:after="20" w:before="20"/>
+              <w:spacing w:after="20" w:before="20" w:line="250" w:lineRule="auto"/>
             </w:pPr>
             <w:r>
               <w:rPr>
+                <w:rFonts w:ascii="Arial" w:hAnsi="Arial"/>
                 <w:b/>
-                <w:color w:val="173348"/>
+                <w:color w:val="28685E"/>
                 <w:sz w:val="22"/>
               </w:rPr>
               <w:t>Card</w:t>
@@ -1162,13 +1625,25 @@
           <w:tcPr>
             <w:vAlign w:val="center"/>
             <w:tcW w:w="4933" w:type="dxa"/>
+            <w:shd w:fill="FFFFFF" w:val="clear"/>
           </w:tcPr>
           <w:p>
-            <w:r/>
+            <w:pPr>
+              <w:spacing w:line="250" w:lineRule="auto" w:before="20" w:after="20"/>
+            </w:pPr>
             <w:r>
               <w:rPr>
+                <w:rFonts w:ascii="Arial" w:hAnsi="Arial"/>
                 <w:b/>
-                <w:color w:val="173348"/>
+                <w:color w:val="28685E"/>
+                <w:sz w:val="32"/>
+              </w:rPr>
+            </w:r>
+            <w:r>
+              <w:rPr>
+                <w:rFonts w:ascii="Arial" w:hAnsi="Arial"/>
+                <w:b/>
+                <w:color w:val="28685E"/>
                 <w:sz w:val="32"/>
               </w:rPr>
               <w:t>Goldfish</w:t>
@@ -1176,11 +1651,14 @@
           </w:p>
           <w:p>
             <w:pPr>
-              <w:spacing w:before="100"/>
+              <w:spacing w:before="20" w:line="250" w:lineRule="auto" w:after="20"/>
             </w:pPr>
             <w:r>
               <w:rPr>
-                <w:sz w:val="22"/>
+                <w:rFonts w:ascii="Arial" w:hAnsi="Arial"/>
+                <w:b w:val="0"/>
+                <w:color w:val="152B3A"/>
+                <w:sz w:val="23"/>
               </w:rPr>
               <w:t>Its internal bones include a backbone.</w:t>
             </w:r>
@@ -1190,13 +1668,25 @@
           <w:tcPr>
             <w:vAlign w:val="center"/>
             <w:tcW w:w="4933" w:type="dxa"/>
+            <w:shd w:fill="FFFFFF" w:val="clear"/>
           </w:tcPr>
           <w:p>
-            <w:r/>
+            <w:pPr>
+              <w:spacing w:line="250" w:lineRule="auto" w:before="20" w:after="20"/>
+            </w:pPr>
             <w:r>
               <w:rPr>
+                <w:rFonts w:ascii="Arial" w:hAnsi="Arial"/>
                 <w:b/>
-                <w:color w:val="173348"/>
+                <w:color w:val="28685E"/>
+                <w:sz w:val="32"/>
+              </w:rPr>
+            </w:r>
+            <w:r>
+              <w:rPr>
+                <w:rFonts w:ascii="Arial" w:hAnsi="Arial"/>
+                <w:b/>
+                <w:color w:val="28685E"/>
                 <w:sz w:val="32"/>
               </w:rPr>
               <w:t>Bat</w:t>
@@ -1204,11 +1694,14 @@
           </w:p>
           <w:p>
             <w:pPr>
-              <w:spacing w:before="100"/>
+              <w:spacing w:before="20" w:line="250" w:lineRule="auto" w:after="20"/>
             </w:pPr>
             <w:r>
               <w:rPr>
-                <w:sz w:val="22"/>
+                <w:rFonts w:ascii="Arial" w:hAnsi="Arial"/>
+                <w:b w:val="0"/>
+                <w:color w:val="152B3A"/>
+                <w:sz w:val="23"/>
               </w:rPr>
               <w:t>It has wings and an internal backbone.</w:t>
             </w:r>
@@ -1224,13 +1717,25 @@
           <w:tcPr>
             <w:vAlign w:val="center"/>
             <w:tcW w:w="4933" w:type="dxa"/>
+            <w:shd w:fill="FFFFFF" w:val="clear"/>
           </w:tcPr>
           <w:p>
-            <w:r/>
+            <w:pPr>
+              <w:spacing w:line="250" w:lineRule="auto" w:before="20" w:after="20"/>
+            </w:pPr>
             <w:r>
               <w:rPr>
+                <w:rFonts w:ascii="Arial" w:hAnsi="Arial"/>
                 <w:b/>
-                <w:color w:val="173348"/>
+                <w:color w:val="28685E"/>
+                <w:sz w:val="32"/>
+              </w:rPr>
+            </w:r>
+            <w:r>
+              <w:rPr>
+                <w:rFonts w:ascii="Arial" w:hAnsi="Arial"/>
+                <w:b/>
+                <w:color w:val="28685E"/>
                 <w:sz w:val="32"/>
               </w:rPr>
               <w:t>Beetle</w:t>
@@ -1238,11 +1743,14 @@
           </w:p>
           <w:p>
             <w:pPr>
-              <w:spacing w:before="100"/>
+              <w:spacing w:before="20" w:line="250" w:lineRule="auto" w:after="20"/>
             </w:pPr>
             <w:r>
               <w:rPr>
-                <w:sz w:val="22"/>
+                <w:rFonts w:ascii="Arial" w:hAnsi="Arial"/>
+                <w:b w:val="0"/>
+                <w:color w:val="152B3A"/>
+                <w:sz w:val="23"/>
               </w:rPr>
               <w:t>Its hard outer case supports the body. It has no backbone.</w:t>
             </w:r>
@@ -1252,13 +1760,25 @@
           <w:tcPr>
             <w:vAlign w:val="center"/>
             <w:tcW w:w="4933" w:type="dxa"/>
+            <w:shd w:fill="FFFFFF" w:val="clear"/>
           </w:tcPr>
           <w:p>
-            <w:r/>
+            <w:pPr>
+              <w:spacing w:line="250" w:lineRule="auto" w:before="20" w:after="20"/>
+            </w:pPr>
             <w:r>
               <w:rPr>
+                <w:rFonts w:ascii="Arial" w:hAnsi="Arial"/>
                 <w:b/>
-                <w:color w:val="173348"/>
+                <w:color w:val="28685E"/>
+                <w:sz w:val="32"/>
+              </w:rPr>
+            </w:r>
+            <w:r>
+              <w:rPr>
+                <w:rFonts w:ascii="Arial" w:hAnsi="Arial"/>
+                <w:b/>
+                <w:color w:val="28685E"/>
                 <w:sz w:val="32"/>
               </w:rPr>
               <w:t>Earthworm</w:t>
@@ -1266,11 +1786,14 @@
           </w:p>
           <w:p>
             <w:pPr>
-              <w:spacing w:before="100"/>
+              <w:spacing w:before="20" w:line="250" w:lineRule="auto" w:after="20"/>
             </w:pPr>
             <w:r>
               <w:rPr>
-                <w:sz w:val="22"/>
+                <w:rFonts w:ascii="Arial" w:hAnsi="Arial"/>
+                <w:b w:val="0"/>
+                <w:color w:val="152B3A"/>
+                <w:sz w:val="23"/>
               </w:rPr>
               <w:t>Muscles act against fluid inside. The rings on its skin are not bones.</w:t>
             </w:r>
@@ -1286,13 +1809,25 @@
           <w:tcPr>
             <w:vAlign w:val="center"/>
             <w:tcW w:w="4933" w:type="dxa"/>
+            <w:shd w:fill="FFFFFF" w:val="clear"/>
           </w:tcPr>
           <w:p>
-            <w:r/>
+            <w:pPr>
+              <w:spacing w:line="250" w:lineRule="auto" w:before="20" w:after="20"/>
+            </w:pPr>
             <w:r>
               <w:rPr>
+                <w:rFonts w:ascii="Arial" w:hAnsi="Arial"/>
                 <w:b/>
-                <w:color w:val="173348"/>
+                <w:color w:val="28685E"/>
+                <w:sz w:val="32"/>
+              </w:rPr>
+            </w:r>
+            <w:r>
+              <w:rPr>
+                <w:rFonts w:ascii="Arial" w:hAnsi="Arial"/>
+                <w:b/>
+                <w:color w:val="28685E"/>
                 <w:sz w:val="32"/>
               </w:rPr>
               <w:t>Snake</w:t>
@@ -1300,11 +1835,14 @@
           </w:p>
           <w:p>
             <w:pPr>
-              <w:spacing w:before="100"/>
+              <w:spacing w:before="20" w:line="250" w:lineRule="auto" w:after="20"/>
             </w:pPr>
             <w:r>
               <w:rPr>
-                <w:sz w:val="22"/>
+                <w:rFonts w:ascii="Arial" w:hAnsi="Arial"/>
+                <w:b w:val="0"/>
+                <w:color w:val="152B3A"/>
+                <w:sz w:val="23"/>
               </w:rPr>
               <w:t>It has no legs, but has an internal backbone.</w:t>
             </w:r>
@@ -1314,13 +1852,25 @@
           <w:tcPr>
             <w:vAlign w:val="center"/>
             <w:tcW w:w="4933" w:type="dxa"/>
+            <w:shd w:fill="FFFFFF" w:val="clear"/>
           </w:tcPr>
           <w:p>
-            <w:r/>
+            <w:pPr>
+              <w:spacing w:line="250" w:lineRule="auto" w:before="20" w:after="20"/>
+            </w:pPr>
             <w:r>
               <w:rPr>
+                <w:rFonts w:ascii="Arial" w:hAnsi="Arial"/>
                 <w:b/>
-                <w:color w:val="173348"/>
+                <w:color w:val="28685E"/>
+                <w:sz w:val="32"/>
+              </w:rPr>
+            </w:r>
+            <w:r>
+              <w:rPr>
+                <w:rFonts w:ascii="Arial" w:hAnsi="Arial"/>
+                <w:b/>
+                <w:color w:val="28685E"/>
                 <w:sz w:val="32"/>
               </w:rPr>
               <w:t>Jellyfish</w:t>
@@ -1328,11 +1878,14 @@
           </w:p>
           <w:p>
             <w:pPr>
-              <w:spacing w:before="100"/>
+              <w:spacing w:before="20" w:line="250" w:lineRule="auto" w:after="20"/>
             </w:pPr>
             <w:r>
               <w:rPr>
-                <w:sz w:val="22"/>
+                <w:rFonts w:ascii="Arial" w:hAnsi="Arial"/>
+                <w:b w:val="0"/>
+                <w:color w:val="152B3A"/>
+                <w:sz w:val="23"/>
               </w:rPr>
               <w:t>It has no internal backbone.</w:t>
             </w:r>
@@ -1345,6 +1898,9 @@
         <w:pStyle w:val="Small"/>
       </w:pPr>
       <w:r>
+        <w:rPr>
+          <w:rFonts w:ascii="Arial" w:hAnsi="Arial"/>
+        </w:rPr>
         <w:t>Print only the sets you need. Adult preparation is an alternative to pupil cutting. These are original teaching labels and simplified models.</w:t>
       </w:r>
     </w:p>
@@ -1352,8 +1908,15 @@
       <w:pPr>
         <w:pStyle w:val="Kicker"/>
         <w:pageBreakBefore/>
+        <w:pBdr>
+          <w:left w:val="single" w:sz="20" w:color="28685E" w:space="7"/>
+        </w:pBdr>
+        <w:ind w:left="140"/>
       </w:pPr>
       <w:r>
+        <w:rPr>
+          <w:rFonts w:ascii="Arial" w:hAnsi="Arial"/>
+        </w:rPr>
         <w:t>PRINTABLE CARDS / WEEK 3</w:t>
       </w:r>
     </w:p>
@@ -1362,6 +1925,12 @@
         <w:pStyle w:val="Title"/>
       </w:pPr>
       <w:r>
+        <w:rPr>
+          <w:rFonts w:ascii="Arial" w:hAnsi="Arial"/>
+          <w:b/>
+          <w:color w:val="152B3A"/>
+          <w:sz w:val="48"/>
+        </w:rPr>
         <w:t>Mystery-card blanks</w:t>
       </w:r>
     </w:p>
@@ -1370,11 +1939,19 @@
         <w:pStyle w:val="Subtitle"/>
       </w:pPr>
       <w:r>
+        <w:rPr>
+          <w:rFonts w:ascii="Arial" w:hAnsi="Arial"/>
+          <w:i w:val="0"/>
+          <w:sz w:val="22"/>
+        </w:rPr>
         <w:t>Cut along the table lines, or point to a card without cutting.</w:t>
       </w:r>
     </w:p>
     <w:p>
       <w:r>
+        <w:rPr>
+          <w:rFonts w:ascii="Arial" w:hAnsi="Arial"/>
+        </w:rPr>
         <w:t>Adult can copy or scribe. Choose one animal; keep its name hidden while the body clues are checked.</w:t>
       </w:r>
     </w:p>
@@ -1386,18 +1963,18 @@
         <w:tblW w:w="9866" w:type="dxa"/>
         <w:tblInd w:w="120" w:type="dxa"/>
         <w:tblCellMar>
-          <w:top w:w="100" w:type="dxa"/>
-          <w:left w:w="100" w:type="dxa"/>
-          <w:bottom w:w="100" w:type="dxa"/>
-          <w:right w:w="100" w:type="dxa"/>
+          <w:top w:w="95" w:type="dxa"/>
+          <w:left w:w="120" w:type="dxa"/>
+          <w:bottom w:w="95" w:type="dxa"/>
+          <w:right w:w="120" w:type="dxa"/>
         </w:tblCellMar>
         <w:tblBorders>
-          <w:top w:val="single" w:sz="4" w:color="ACBBB7"/>
-          <w:left w:val="single" w:sz="4" w:color="ACBBB7"/>
-          <w:bottom w:val="single" w:sz="4" w:color="ACBBB7"/>
-          <w:right w:val="single" w:sz="4" w:color="ACBBB7"/>
-          <w:insideH w:val="single" w:sz="4" w:color="ACBBB7"/>
-          <w:insideV w:val="single" w:sz="4" w:color="ACBBB7"/>
+          <w:top w:val="dashed" w:sz="6" w:color="9DB9AC"/>
+          <w:left w:val="dashed" w:sz="6" w:color="9DB9AC"/>
+          <w:bottom w:val="dashed" w:sz="6" w:color="9DB9AC"/>
+          <w:right w:val="dashed" w:sz="6" w:color="9DB9AC"/>
+          <w:insideH w:val="dashed" w:sz="6" w:color="9DB9AC"/>
+          <w:insideV w:val="dashed" w:sz="6" w:color="9DB9AC"/>
         </w:tblBorders>
       </w:tblPr>
       <w:tblGrid>
@@ -1413,16 +1990,17 @@
           <w:tcPr>
             <w:vAlign w:val="center"/>
             <w:tcW w:w="4933" w:type="dxa"/>
-            <w:shd w:fill="F7F4EC"/>
+            <w:shd w:fill="DCE7DD" w:val="clear"/>
           </w:tcPr>
           <w:p>
             <w:pPr>
-              <w:spacing w:after="20" w:before="20"/>
+              <w:spacing w:after="20" w:before="20" w:line="250" w:lineRule="auto"/>
             </w:pPr>
             <w:r>
               <w:rPr>
+                <w:rFonts w:ascii="Arial" w:hAnsi="Arial"/>
                 <w:b/>
-                <w:color w:val="173348"/>
+                <w:color w:val="28685E"/>
                 <w:sz w:val="22"/>
               </w:rPr>
               <w:t>Card</w:t>
@@ -1433,16 +2011,17 @@
           <w:tcPr>
             <w:vAlign w:val="center"/>
             <w:tcW w:w="4933" w:type="dxa"/>
-            <w:shd w:fill="F7F4EC"/>
+            <w:shd w:fill="DCE7DD" w:val="clear"/>
           </w:tcPr>
           <w:p>
             <w:pPr>
-              <w:spacing w:after="20" w:before="20"/>
+              <w:spacing w:after="20" w:before="20" w:line="250" w:lineRule="auto"/>
             </w:pPr>
             <w:r>
               <w:rPr>
+                <w:rFonts w:ascii="Arial" w:hAnsi="Arial"/>
                 <w:b/>
-                <w:color w:val="173348"/>
+                <w:color w:val="28685E"/>
                 <w:sz w:val="22"/>
               </w:rPr>
               <w:t>Card</w:t>
@@ -1459,13 +2038,25 @@
           <w:tcPr>
             <w:vAlign w:val="center"/>
             <w:tcW w:w="4933" w:type="dxa"/>
+            <w:shd w:fill="FFFFFF" w:val="clear"/>
           </w:tcPr>
           <w:p>
-            <w:r/>
+            <w:pPr>
+              <w:spacing w:line="250" w:lineRule="auto" w:before="20" w:after="20"/>
+            </w:pPr>
             <w:r>
               <w:rPr>
+                <w:rFonts w:ascii="Arial" w:hAnsi="Arial"/>
                 <w:b/>
-                <w:color w:val="173348"/>
+                <w:color w:val="28685E"/>
+                <w:sz w:val="32"/>
+              </w:rPr>
+            </w:r>
+            <w:r>
+              <w:rPr>
+                <w:rFonts w:ascii="Arial" w:hAnsi="Arial"/>
+                <w:b/>
+                <w:color w:val="28685E"/>
                 <w:sz w:val="32"/>
               </w:rPr>
               <w:t>Hidden animal: __________________</w:t>
@@ -1476,13 +2067,25 @@
           <w:tcPr>
             <w:vAlign w:val="center"/>
             <w:tcW w:w="4933" w:type="dxa"/>
+            <w:shd w:fill="FFFFFF" w:val="clear"/>
           </w:tcPr>
           <w:p>
-            <w:r/>
+            <w:pPr>
+              <w:spacing w:line="250" w:lineRule="auto" w:before="20" w:after="20"/>
+            </w:pPr>
             <w:r>
               <w:rPr>
+                <w:rFonts w:ascii="Arial" w:hAnsi="Arial"/>
                 <w:b/>
-                <w:color w:val="173348"/>
+                <w:color w:val="28685E"/>
+                <w:sz w:val="32"/>
+              </w:rPr>
+            </w:r>
+            <w:r>
+              <w:rPr>
+                <w:rFonts w:ascii="Arial" w:hAnsi="Arial"/>
+                <w:b/>
+                <w:color w:val="28685E"/>
                 <w:sz w:val="32"/>
               </w:rPr>
               <w:t>Body clue 1: __________________</w:t>
@@ -1499,13 +2102,25 @@
           <w:tcPr>
             <w:vAlign w:val="center"/>
             <w:tcW w:w="4933" w:type="dxa"/>
+            <w:shd w:fill="FFFFFF" w:val="clear"/>
           </w:tcPr>
           <w:p>
-            <w:r/>
+            <w:pPr>
+              <w:spacing w:line="250" w:lineRule="auto" w:before="20" w:after="20"/>
+            </w:pPr>
             <w:r>
               <w:rPr>
+                <w:rFonts w:ascii="Arial" w:hAnsi="Arial"/>
                 <w:b/>
-                <w:color w:val="173348"/>
+                <w:color w:val="28685E"/>
+                <w:sz w:val="32"/>
+              </w:rPr>
+            </w:r>
+            <w:r>
+              <w:rPr>
+                <w:rFonts w:ascii="Arial" w:hAnsi="Arial"/>
+                <w:b/>
+                <w:color w:val="28685E"/>
                 <w:sz w:val="32"/>
               </w:rPr>
               <w:t>Body clue 2: __________________</w:t>
@@ -1516,13 +2131,25 @@
           <w:tcPr>
             <w:vAlign w:val="center"/>
             <w:tcW w:w="4933" w:type="dxa"/>
+            <w:shd w:fill="FFFFFF" w:val="clear"/>
           </w:tcPr>
           <w:p>
-            <w:r/>
+            <w:pPr>
+              <w:spacing w:line="250" w:lineRule="auto" w:before="20" w:after="20"/>
+            </w:pPr>
             <w:r>
               <w:rPr>
+                <w:rFonts w:ascii="Arial" w:hAnsi="Arial"/>
                 <w:b/>
-                <w:color w:val="173348"/>
+                <w:color w:val="28685E"/>
+                <w:sz w:val="32"/>
+              </w:rPr>
+            </w:r>
+            <w:r>
+              <w:rPr>
+                <w:rFonts w:ascii="Arial" w:hAnsi="Arial"/>
+                <w:b/>
+                <w:color w:val="28685E"/>
                 <w:sz w:val="32"/>
               </w:rPr>
               <w:t>My improved clue: __________________</w:t>
@@ -1536,6 +2163,9 @@
         <w:pStyle w:val="Small"/>
       </w:pPr>
       <w:r>
+        <w:rPr>
+          <w:rFonts w:ascii="Arial" w:hAnsi="Arial"/>
+        </w:rPr>
         <w:t>Print only the sets you need. Adult preparation is an alternative to pupil cutting. These are original teaching labels and simplified models.</w:t>
       </w:r>
     </w:p>
@@ -1558,6 +2188,11 @@
       <w:pStyle w:val="Small"/>
     </w:pPr>
     <w:r>
+      <w:rPr>
+        <w:rFonts w:ascii="Arial" w:hAnsi="Arial"/>
+        <w:color w:val="54656C"/>
+        <w:sz w:val="17"/>
+      </w:rPr>
       <w:t>BUILD Science · Week 3 · Cut-apart cards and labels</w:t>
     </w:r>
   </w:p>
@@ -1569,8 +2204,14 @@
   <w:p>
     <w:pPr>
       <w:pStyle w:val="Kicker"/>
+      <w:pBdr>
+        <w:bottom w:val="single" w:sz="8" w:color="DCE7DD" w:space="5"/>
+      </w:pBdr>
     </w:pPr>
     <w:r>
+      <w:rPr>
+        <w:rFonts w:ascii="Arial" w:hAnsi="Arial"/>
+      </w:rPr>
       <w:drawing>
         <wp:inline xmlns:a="http://schemas.openxmlformats.org/drawingml/2006/main" xmlns:pic="http://schemas.openxmlformats.org/drawingml/2006/picture">
           <wp:extent cx="270000" cy="270000"/>
@@ -1605,6 +2246,9 @@
       </w:drawing>
     </w:r>
     <w:r>
+      <w:rPr>
+        <w:rFonts w:ascii="Arial" w:hAnsi="Arial"/>
+      </w:rPr>
       <w:t xml:space="preserve">  MADE BY MATT  /  BUILD SCIENCE</w:t>
     </w:r>
   </w:p>
@@ -1975,13 +2619,14 @@
     <w:qFormat/>
     <w:rsid w:val="00FC693F"/>
     <w:pPr>
-      <w:spacing w:before="0" w:after="120" w:line="250" w:lineRule="auto"/>
+      <w:widowControl/>
+      <w:spacing w:before="0" w:after="120" w:line="257" w:lineRule="auto"/>
     </w:pPr>
     <w:rPr>
       <w:rFonts w:ascii="Arial" w:hAnsi="Arial" w:eastAsia="Arial" w:cs="Arial"/>
       <w:b w:val="0"/>
-      <w:color w:val="25343E"/>
-      <w:sz w:val="24"/>
+      <w:color w:val="152B3A"/>
+      <w:sz w:val="22"/>
     </w:rPr>
   </w:style>
   <w:style w:type="paragraph" w:styleId="Header">
@@ -2039,15 +2684,16 @@
     <w:pPr>
       <w:keepNext/>
       <w:keepLines/>
-      <w:spacing w:before="220" w:after="120" w:line="250" w:lineRule="auto"/>
+      <w:widowControl/>
+      <w:spacing w:before="200" w:after="120" w:line="254" w:lineRule="auto"/>
       <w:outlineLvl w:val="0"/>
     </w:pPr>
     <w:rPr>
       <w:rFonts w:ascii="Arial" w:hAnsi="Arial" w:eastAsia="Arial" w:cs="Arial"/>
       <w:b/>
       <w:bCs/>
-      <w:color w:val="28675C"/>
-      <w:sz w:val="32"/>
+      <w:color w:val="28685E"/>
+      <w:sz w:val="30"/>
       <w:szCs w:val="28"/>
     </w:rPr>
   </w:style>
@@ -2063,14 +2709,15 @@
     <w:pPr>
       <w:keepNext/>
       <w:keepLines/>
-      <w:spacing w:before="140" w:after="120" w:line="250" w:lineRule="auto"/>
+      <w:widowControl/>
+      <w:spacing w:before="140" w:after="80" w:line="254" w:lineRule="auto"/>
       <w:outlineLvl w:val="1"/>
     </w:pPr>
     <w:rPr>
       <w:rFonts w:ascii="Arial" w:hAnsi="Arial" w:eastAsia="Arial" w:cs="Arial"/>
       <w:b/>
       <w:bCs/>
-      <w:color w:val="173348"/>
+      <w:color w:val="152B3A"/>
       <w:sz w:val="24"/>
       <w:szCs w:val="26"/>
     </w:rPr>
@@ -2326,13 +2973,14 @@
     <w:rsid w:val="00FC693F"/>
     <w:pPr>
       <w:keepNext/>
-      <w:spacing w:after="120" w:line="250" w:lineRule="auto" w:before="0"/>
+      <w:widowControl/>
+      <w:spacing w:after="140" w:line="250" w:lineRule="auto" w:before="0"/>
       <w:contextualSpacing/>
     </w:pPr>
     <w:rPr>
       <w:rFonts w:ascii="Arial" w:hAnsi="Arial" w:eastAsia="Arial" w:cs="Arial"/>
-      <w:b w:val="0"/>
-      <w:color w:val="173348"/>
+      <w:b/>
+      <w:color w:val="152B3A"/>
       <w:spacing w:val="5"/>
       <w:kern w:val="28"/>
       <w:sz w:val="48"/>
@@ -2364,19 +3012,20 @@
     <w:rsid w:val="00FC693F"/>
     <w:pPr>
       <w:keepNext/>
+      <w:widowControl/>
       <w:numPr>
         <w:ilvl w:val="1"/>
       </w:numPr>
-      <w:spacing w:before="0" w:after="120" w:line="250" w:lineRule="auto"/>
+      <w:spacing w:before="0" w:after="200" w:line="252" w:lineRule="auto"/>
     </w:pPr>
     <w:rPr>
       <w:rFonts w:ascii="Arial" w:hAnsi="Arial" w:eastAsia="Arial" w:cs="Arial"/>
       <w:b w:val="0"/>
-      <w:i/>
+      <w:i w:val="0"/>
       <w:iCs/>
-      <w:color w:val="53626A"/>
+      <w:color w:val="54656C"/>
       <w:spacing w:val="15"/>
-      <w:sz w:val="24"/>
+      <w:sz w:val="22"/>
       <w:szCs w:val="24"/>
     </w:rPr>
   </w:style>
@@ -13671,48 +14320,53 @@
   <w:style w:type="paragraph" w:customStyle="1" w:styleId="Kicker">
     <w:name w:val="Kicker"/>
     <w:pPr>
-      <w:spacing w:before="0" w:after="120" w:line="250" w:lineRule="auto"/>
+      <w:keepNext/>
+      <w:widowControl/>
+      <w:spacing w:before="0" w:after="140" w:line="250" w:lineRule="auto"/>
     </w:pPr>
     <w:rPr>
       <w:rFonts w:ascii="Arial" w:hAnsi="Arial" w:eastAsia="Arial" w:cs="Arial"/>
       <w:b/>
-      <w:color w:val="28675C"/>
+      <w:color w:val="28685E"/>
       <w:sz w:val="18"/>
     </w:rPr>
   </w:style>
   <w:style w:type="paragraph" w:customStyle="1" w:styleId="Small">
     <w:name w:val="Small"/>
     <w:pPr>
-      <w:spacing w:before="0" w:after="120" w:line="250" w:lineRule="auto"/>
+      <w:widowControl/>
+      <w:spacing w:before="0" w:after="120" w:line="254" w:lineRule="auto"/>
     </w:pPr>
     <w:rPr>
       <w:rFonts w:ascii="Arial" w:hAnsi="Arial" w:eastAsia="Arial" w:cs="Arial"/>
       <w:b w:val="0"/>
-      <w:color w:val="53626A"/>
+      <w:color w:val="54656C"/>
       <w:sz w:val="18"/>
     </w:rPr>
   </w:style>
   <w:style w:type="paragraph" w:customStyle="1" w:styleId="ResponseLine">
     <w:name w:val="ResponseLine"/>
     <w:pPr>
-      <w:spacing w:before="0" w:after="0" w:line="440" w:lineRule="exact"/>
+      <w:widowControl/>
+      <w:spacing w:before="0" w:after="0" w:line="480" w:lineRule="exact"/>
     </w:pPr>
     <w:rPr>
       <w:rFonts w:ascii="Arial" w:hAnsi="Arial" w:eastAsia="Arial" w:cs="Arial"/>
       <w:b w:val="0"/>
-      <w:color w:val="25343E"/>
+      <w:color w:val="152B3A"/>
       <w:sz w:val="24"/>
     </w:rPr>
   </w:style>
   <w:style w:type="paragraph" w:customStyle="1" w:styleId="Callout">
     <w:name w:val="Callout"/>
     <w:pPr>
-      <w:spacing w:before="120" w:after="160" w:line="250" w:lineRule="auto"/>
+      <w:widowControl/>
+      <w:spacing w:before="120" w:after="180" w:line="254" w:lineRule="auto"/>
     </w:pPr>
     <w:rPr>
       <w:rFonts w:ascii="Arial" w:hAnsi="Arial" w:eastAsia="Arial" w:cs="Arial"/>
       <w:b w:val="0"/>
-      <w:color w:val="25343E"/>
+      <w:color w:val="152B3A"/>
       <w:sz w:val="22"/>
     </w:rPr>
   </w:style>
